--- a/en/discovery-articles/3.8 Railroad.docx
+++ b/en/discovery-articles/3.8 Railroad.docx
@@ -14,7 +14,7 @@
           <w:color w:val="004E8C"/>
           <w:sz w:val="44"/>
         </w:rPr>
-        <w:t>3.8 Railroad</w:t>
+        <w:t>3.8 Railway</w:t>
       </w:r>
     </w:p>
     <w:p>
@@ -57,7 +57,7 @@
           <w:i w:val="0"/>
           <w:sz w:val="22"/>
         </w:rPr>
-        <w:t>The railroad joins flanged wheels to iron rails and a locomotive that pulls heavy loads far faster than wagons on mud roads. It became the backbone of industrial freight and long-distance passenger travel.</w:t>
+        <w:t>The railway (also called a railroad in North America) joins flanged wheels to iron rails and a locomotive that pulls heavy loads far faster than wagons on mud roads. It became the backbone of industrial freight and long-distance passenger travel.</w:t>
       </w:r>
     </w:p>
     <w:p>
@@ -171,7 +171,7 @@
           <w:i w:val="0"/>
           <w:sz w:val="22"/>
         </w:rPr>
-        <w:t>A railroad is a guided path of rails on which wheeled vehicles run with low rolling resistance, pulled or pushed by a locomotive or, later, electric motors. Smooth rails plus a powerful engine let one machine move coal, grain, steel, and people in volumes roads could not match. Track gauge, couplings, signals, and timetables turn separate trains into a system. In everyday language, the railroad is industrial transport made regular: heavy goods on a fixed route, on a clock.</w:t>
+        <w:t>A railway is a guided path of rails on which wheeled vehicles run with low rolling resistance, pulled or pushed by a locomotive or, later, electric motors. Smooth rails plus a powerful engine let one machine move coal, grain, steel, and people in volumes roads could not match. Track gauge, couplings, signals, and timetables turn separate trains into a system. In everyday language, the railway is industrial transport made regular: heavy goods on a fixed route, on a clock.</w:t>
       </w:r>
     </w:p>
     <w:p>
@@ -200,7 +200,7 @@
           <w:i w:val="0"/>
           <w:sz w:val="22"/>
         </w:rPr>
-        <w:t>Mine tramways and horse-drawn wagonways came first; no single person invented the railroad. Richard Trevithick showed that high-pressure steam could haul loads on rails. George Stephenson and his son Robert engineered durable locomotives and helped build early public lines in Britain. Other engineers in Europe and North America solved local grades, bridges, and gauges. Credit is shared among engine builders, ironmasters, surveyors, and investors.</w:t>
+        <w:t>Mine tramways and horse-drawn wagonways came first; no single person invented the railway. Richard Trevithick showed that high-pressure steam could haul loads on rails. George Stephenson and his son Robert engineered durable locomotives and helped build early public lines in Britain. Other engineers in Europe and North America solved local grades, bridges, and gauges. Credit is shared among engine builders, ironmasters, surveyors, and investors.</w:t>
       </w:r>
     </w:p>
     <w:p>
@@ -258,7 +258,7 @@
           <w:i w:val="0"/>
           <w:sz w:val="22"/>
         </w:rPr>
-        <w:t>Railroads forced better metallurgy, steam-engine thermodynamics, bridge design, and surveying at continental scale. Timetables demanded accurate clocks and, eventually, time zones. Signalling and later block systems are early large-scale control engineering. Think of the railway as a moving laboratory for friction, adhesion, and power-to-weight ratios. Trains had to not break, derail, or boil dry — so craft rules became measured quantities.</w:t>
+        <w:t>Railways forced better metallurgy, steam-engine thermodynamics, bridge design, and surveying at continental scale. Timetables demanded accurate clocks and, eventually, time zones. Signalling and later block systems are early large-scale control engineering. Think of the railway as a moving laboratory for friction, adhesion, and power-to-weight ratios. Trains had to not break, derail, or boil dry — so craft rules became measured quantities.</w:t>
       </w:r>
     </w:p>
     <w:p>

--- a/en/discovery-articles/3.8 Railroad.docx
+++ b/en/discovery-articles/3.8 Railroad.docx
@@ -346,7 +346,7 @@
           <w:color w:val="004E8C"/>
           <w:sz w:val="24"/>
         </w:rPr>
-        <w:t>A. Books and major scholarly works</w:t>
+        <w:t>Books and major scholarly works</w:t>
       </w:r>
     </w:p>
     <w:p>
@@ -385,7 +385,7 @@
           <w:color w:val="004E8C"/>
           <w:sz w:val="24"/>
         </w:rPr>
-        <w:t>C. Institutional and encyclopedic sources</w:t>
+        <w:t>Institutional and encyclopedic sources</w:t>
       </w:r>
     </w:p>
     <w:p>
@@ -466,7 +466,7 @@
           <w:color w:val="004E8C"/>
           <w:sz w:val="24"/>
         </w:rPr>
-        <w:t>D. Museum, archive, and library resources</w:t>
+        <w:t>Museum, archive, and library resources</w:t>
       </w:r>
     </w:p>
     <w:p>
@@ -514,7 +514,7 @@
           <w:color w:val="004E8C"/>
           <w:sz w:val="24"/>
         </w:rPr>
-        <w:t>J. Press, popular science, and general reference</w:t>
+        <w:t>Press, popular science, and general reference</w:t>
       </w:r>
     </w:p>
     <w:p>
